--- a/templates/tech.docx
+++ b/templates/tech.docx
@@ -7,7 +7,7 @@
         <w:pStyle w:val="Title"/>
       </w:pPr>
       <w:r>
-        <w:t xml:space="preserve">澄明 · Clear</w:t>
+        <w:t xml:space="preserve">技术文档</w:t>
       </w:r>
     </w:p>
     <w:p>
@@ -646,6 +646,7 @@
     </w:rPr>
     <w:tblPr>
       <w:tblStyleRowBandSize w:val="1"/>
+      <w:jc w:val="center"/>
       <w:tblBorders>
         <w:top w:val="single" w:sz="4" w:color="DFE5EB"/>
         <w:left w:val="single" w:sz="4" w:color="DFE5EB"/>
@@ -713,6 +714,7 @@
     <w:next w:val="BodyText"/>
     <w:qFormat/>
     <w:pPr>
+      <w:keepLines/>
       <w:spacing w:before="80" w:after="140" w:line="288" w:lineRule="atLeast"/>
       <w:jc w:val="center"/>
     </w:pPr>
@@ -730,6 +732,7 @@
     <w:qFormat/>
     <w:pPr>
       <w:keepNext/>
+      <w:keepLines/>
       <w:spacing w:before="80" w:after="140" w:line="288" w:lineRule="atLeast"/>
       <w:jc w:val="center"/>
     </w:pPr>
@@ -746,6 +749,7 @@
     <w:next w:val="BodyText"/>
     <w:qFormat/>
     <w:pPr>
+      <w:keepLines/>
       <w:spacing w:before="80" w:after="140" w:line="288" w:lineRule="atLeast"/>
       <w:jc w:val="center"/>
     </w:pPr>
